--- a/report/Final_Rapor.docx
+++ b/report/Final_Rapor.docx
@@ -370,6 +370,78 @@
                 <w:szCs w:val="18"/>
               </w:rPr>
               <w:t xml:space="preserve">254329041</w:t>
+            </w:r>
+          </w:p>
+        </w:tc>
+      </w:tr>
+      <w:tr>
+        <w:tc>
+          <w:tcPr>
+            <w:tcW w:type="dxa" w:w="3200"/>
+            <w:tcBorders>
+              <w:top w:val="single" w:color="AAB7C4" w:sz="4"/>
+              <w:left w:val="single" w:color="AAB7C4" w:sz="4"/>
+              <w:bottom w:val="single" w:color="AAB7C4" w:sz="4"/>
+              <w:right w:val="single" w:color="AAB7C4" w:sz="4"/>
+            </w:tcBorders>
+            <w:shd w:fill="FFFFFF" w:val="clear"/>
+            <w:tcMar>
+              <w:top w:type="dxa" w:w="60"/>
+              <w:left w:type="dxa" w:w="100"/>
+              <w:bottom w:type="dxa" w:w="60"/>
+              <w:right w:type="dxa" w:w="100"/>
+            </w:tcMar>
+            <w:vAlign w:val="center"/>
+          </w:tcPr>
+          <w:p>
+            <w:pPr>
+              <w:jc w:val="left"/>
+            </w:pPr>
+            <w:r>
+              <w:rPr>
+                <w:rFonts w:ascii="Calibri" w:cs="Calibri" w:eastAsia="Calibri" w:hAnsi="Calibri"/>
+                <w:b/>
+                <w:bCs/>
+                <w:color w:val="000000"/>
+                <w:sz w:val="18"/>
+                <w:szCs w:val="18"/>
+              </w:rPr>
+              <w:t xml:space="preserve">GitHub</w:t>
+            </w:r>
+          </w:p>
+        </w:tc>
+        <w:tc>
+          <w:tcPr>
+            <w:tcW w:type="dxa" w:w="5826"/>
+            <w:tcBorders>
+              <w:top w:val="single" w:color="AAB7C4" w:sz="4"/>
+              <w:left w:val="single" w:color="AAB7C4" w:sz="4"/>
+              <w:bottom w:val="single" w:color="AAB7C4" w:sz="4"/>
+              <w:right w:val="single" w:color="AAB7C4" w:sz="4"/>
+            </w:tcBorders>
+            <w:shd w:fill="FFFFFF" w:val="clear"/>
+            <w:tcMar>
+              <w:top w:type="dxa" w:w="60"/>
+              <w:left w:type="dxa" w:w="100"/>
+              <w:bottom w:type="dxa" w:w="60"/>
+              <w:right w:type="dxa" w:w="100"/>
+            </w:tcMar>
+            <w:vAlign w:val="center"/>
+          </w:tcPr>
+          <w:p>
+            <w:pPr>
+              <w:jc w:val="left"/>
+            </w:pPr>
+            <w:r>
+              <w:rPr>
+                <w:rFonts w:ascii="Calibri" w:cs="Calibri" w:eastAsia="Calibri" w:hAnsi="Calibri"/>
+                <w:b w:val="false"/>
+                <w:bCs w:val="false"/>
+                <w:color w:val="000000"/>
+                <w:sz w:val="18"/>
+                <w:szCs w:val="18"/>
+              </w:rPr>
+              <w:t xml:space="preserve">https://github.com/BenYILDO/papilodem-radyomik-siniflandirma</w:t>
             </w:r>
           </w:p>
         </w:tc>
